--- a/word_reports/LP_0359_위치_303_Tommy Palmer_Golden Tenor.docx
+++ b/word_reports/LP_0359_위치_303_Tommy Palmer_Golden Tenor.docx
@@ -4,7 +4,7 @@
   <w:body>
     <w:p>
       <w:pPr>
-        <w:spacing w:after="280"/>
+        <w:spacing w:after="80"/>
       </w:pPr>
       <w:r>
         <w:rPr w:rFonts="맑은 고딕">
@@ -13,94 +13,47 @@
           <w:color w:val="1E3A8A"/>
           <w:sz w:val="30"/>
         </w:rPr>
-        <w:t>[303] Tommy Palmer - Golden Tenorsax Continental Tango</w:t>
+        <w:t>Tommy Palmer (토미 팔머) - Golden Tenorsax Continental Tango</w:t>
       </w:r>
     </w:p>
     <w:p>
       <w:pPr>
-        <w:spacing w:after="320"/>
+        <w:spacing w:after="240"/>
       </w:pPr>
       <w:r>
         <w:rPr w:rFonts="맑은 고딕">
           <w:rFonts w:ascii="맑은 고딕" w:hAnsi="맑은 고딕" w:eastAsia="맑은 고딕"/>
           <w:b/>
-          <w:sz w:val="20"/>
+          <w:color w:val="4B5563"/>
+          <w:sz w:val="22"/>
         </w:rPr>
-        <w:t>■ 위치 : 303</w:t>
-        <w:br/>
-      </w:r>
-      <w:r>
-        <w:rPr w:rFonts="맑은 고딕">
-          <w:rFonts w:ascii="맑은 고딕" w:hAnsi="맑은 고딕" w:eastAsia="맑은 고딕"/>
-          <w:b/>
-          <w:sz w:val="20"/>
-        </w:rPr>
-        <w:t>■ 아티스트 : Tommy Palmer</w:t>
-        <w:br/>
-      </w:r>
-      <w:r>
-        <w:rPr w:rFonts="맑은 고딕">
-          <w:rFonts w:ascii="맑은 고딕" w:hAnsi="맑은 고딕" w:eastAsia="맑은 고딕"/>
-          <w:b/>
-          <w:sz w:val="20"/>
-        </w:rPr>
-        <w:t>■ 앨범명 : Golden Tenorsax Continental Tango</w:t>
-        <w:br/>
-      </w:r>
-      <w:r>
-        <w:rPr w:rFonts="맑은 고딕">
-          <w:rFonts w:ascii="맑은 고딕" w:hAnsi="맑은 고딕" w:eastAsia="맑은 고딕"/>
-          <w:b w:val="0"/>
-          <w:sz w:val="20"/>
-        </w:rPr>
-        <w:t>■ 음반 레이블 : Maritim</w:t>
-        <w:br/>
-      </w:r>
-      <w:r>
-        <w:rPr w:rFonts="맑은 고딕">
-          <w:rFonts w:ascii="맑은 고딕" w:hAnsi="맑은 고딕" w:eastAsia="맑은 고딕"/>
-          <w:b w:val="0"/>
-          <w:sz w:val="20"/>
-        </w:rPr>
-        <w:t>■ 발매년도 : 1974</w:t>
-        <w:br/>
-      </w:r>
-      <w:r>
-        <w:rPr w:rFonts="맑은 고딕">
-          <w:rFonts w:ascii="맑은 고딕" w:hAnsi="맑은 고딕" w:eastAsia="맑은 고딕"/>
-          <w:b w:val="0"/>
-          <w:sz w:val="20"/>
-        </w:rPr>
-        <w:t>■ 장르 : 이지 리스닝 (Easy Listening), 컨티넨탈 탱고 (Continental Tango), 관악 인스트루멘털 (Instrumental)</w:t>
-        <w:br/>
-      </w:r>
-      <w:r>
-        <w:rPr w:rFonts="맑은 고딕">
-          <w:rFonts w:ascii="맑은 고딕" w:hAnsi="맑은 고딕" w:eastAsia="맑은 고딕"/>
-          <w:b w:val="0"/>
-          <w:sz w:val="20"/>
-        </w:rPr>
-        <w:t>■ 주요 수록곡 : 1. La Cumparsita (라 쿰파르시타)</w:t>
-        <w:br/>
+        <w:t>위치 :  303</w:t>
       </w:r>
     </w:p>
     <w:p>
       <w:pPr>
-        <w:spacing w:after="160"/>
+        <w:spacing w:line="324" w:lineRule="auto" w:before="80" w:after="160"/>
       </w:pPr>
       <w:r>
         <w:rPr w:rFonts="맑은 고딕">
           <w:rFonts w:ascii="맑은 고딕" w:hAnsi="맑은 고딕" w:eastAsia="맑은 고딕"/>
           <w:b/>
           <w:color w:val="1F2937"/>
-          <w:sz w:val="24"/>
+          <w:sz w:val="22"/>
         </w:rPr>
-        <w:t>■ 음반 해설 및 감상 가이드</w:t>
+        <w:t xml:space="preserve">[음반 소개] </w:t>
+      </w:r>
+      <w:r>
+        <w:rPr w:rFonts="맑은 고딕">
+          <w:rFonts w:ascii="맑은 고딕" w:hAnsi="맑은 고딕" w:eastAsia="맑은 고딕"/>
+          <w:b w:val="0"/>
+          <w:sz w:val="21"/>
+        </w:rPr>
       </w:r>
     </w:p>
     <w:p>
       <w:pPr>
-        <w:spacing w:line="312" w:lineRule="auto" w:after="120"/>
+        <w:spacing w:line="324" w:lineRule="auto" w:after="120"/>
       </w:pPr>
       <w:r>
         <w:rPr w:rFonts="맑은 고딕">
@@ -108,51 +61,516 @@
           <w:b w:val="0"/>
           <w:sz w:val="21"/>
         </w:rPr>
-        <w:t>1970년대 유럽 이지 리스닝 씬에서 독보적인 감성 연주로 사랑받은 색소포니스트 토미 파머(Tommy Palmer)의 대표명반 《Golden Tenorsax Continental Tango》입니다. 이 음반은 아르헨티나의 정통 탱고와는 또 다른 유럽 특유의 세련되고 정제된 미학을 지닌 '컨티넨탈 탱고(Continental Tango)'의 정수를 담아내고 있습니다. 당시 독일의 유명 라운지/뮤직 레이블인 마리티임(Maritim)을 통해 발매된 이 앨범은, 탱고 음악이 지닌 특유의 격정적인 리듬을 관능적이면서도 우아한 테너 색소폰 선율로 재해석하여 큰 호평을 받았습니다.</w:t>
+        <w:t>황혼 무렵의 고요한 공기를 가르고 울려 퍼지는 테너 색소폰의 음색은, 거친 열정과 애잔한 우수가 교차하는 대륙의 탱고와 만날 때 가장 매혹적인 드라마를 직조해 냅니다. 토미 팔머(Tommy Palmer)의 《Golden Tenorsax Continental Tango》는 유럽 대륙의 낭만을 품은 정통 콘티넨털 탱고의 정수를 감미롭고도 중후한 브라스 선율로 재해석한 이지 리스닝의 숨은 명반입니다. 화려한 기교 뒤편에 자리 잡은 짙은 노스탤지어와 기품 있는 리듬의 유희는 시대를 초월하여 듣는 이의 마음을 단숨에 사로잡습니다. 아날로그 미학이 빚어낸 이 농밀한 사운드는 지나간 시절 살롱 음악이 지녔던 우아한 품격을 오늘날의 리스너에게 오롯이 되돌려줍니다.</w:t>
       </w:r>
     </w:p>
     <w:p>
       <w:pPr>
-        <w:spacing w:line="312" w:lineRule="auto" w:after="120"/>
+        <w:spacing w:line="324" w:lineRule="auto" w:before="200" w:after="80"/>
       </w:pPr>
+      <w:r>
+        <w:rPr w:rFonts="맑은 고딕">
+          <w:rFonts w:ascii="맑은 고딕" w:hAnsi="맑은 고딕" w:eastAsia="맑은 고딕"/>
+          <w:b/>
+          <w:color w:val="1E3A8A"/>
+          <w:sz w:val="24"/>
+        </w:rPr>
+        <w:t>1. 음반 데이터</w:t>
+      </w:r>
+    </w:p>
+    <w:p>
+      <w:pPr>
+        <w:spacing w:line="324" w:lineRule="auto" w:after="80"/>
+      </w:pPr>
+      <w:r>
+        <w:rPr w:rFonts="맑은 고딕">
+          <w:rFonts w:ascii="맑은 고딕" w:hAnsi="맑은 고딕" w:eastAsia="맑은 고딕"/>
+          <w:b w:val="0"/>
+          <w:color w:val="6B7280"/>
+          <w:sz w:val="21"/>
+        </w:rPr>
+        <w:t xml:space="preserve">· </w:t>
+      </w:r>
+      <w:r>
+        <w:rPr w:rFonts="맑은 고딕">
+          <w:rFonts w:ascii="맑은 고딕" w:hAnsi="맑은 고딕" w:eastAsia="맑은 고딕"/>
+          <w:b/>
+          <w:color w:val="1F2937"/>
+          <w:sz w:val="21"/>
+        </w:rPr>
+        <w:t xml:space="preserve">앨범명: </w:t>
+      </w:r>
       <w:r>
         <w:rPr w:rFonts="맑은 고딕">
           <w:rFonts w:ascii="맑은 고딕" w:hAnsi="맑은 고딕" w:eastAsia="맑은 고딕"/>
           <w:b w:val="0"/>
           <w:sz w:val="21"/>
         </w:rPr>
-        <w:t>음반의 가장 큰 음악적 매력은 단연 토미 파머가 선보이는 황금빛 테너 색소폰 톤에 있습니다. 테너 색소폰 특유의 풍부하고 따뜻한 중저음은 탱고의 극적인 멜로디라인을 만났을 때 독특한 낭만성을 발휘합니다. 화려한 현악 세션과 절제된 춤곡 리듬 위로 흐르는 그의 연주는 과도한 테크닉 과시보다는 유려한 프레이징과 깊은 호흡에 집중되어 있어, 듣는 이로 하여금 고전적인 유럽 무도회장이나 고급스러운 1970년대 클래식 라운지에 있는 듯한 기품 있는 공간감을 선사합니다.</w:t>
+        <w:t>Golden Tenorsax Continental Tango</w:t>
       </w:r>
     </w:p>
     <w:p>
       <w:pPr>
-        <w:spacing w:line="312" w:lineRule="auto" w:after="120"/>
+        <w:spacing w:line="324" w:lineRule="auto" w:after="80"/>
       </w:pPr>
+      <w:r>
+        <w:rPr w:rFonts="맑은 고딕">
+          <w:rFonts w:ascii="맑은 고딕" w:hAnsi="맑은 고딕" w:eastAsia="맑은 고딕"/>
+          <w:b w:val="0"/>
+          <w:color w:val="6B7280"/>
+          <w:sz w:val="21"/>
+        </w:rPr>
+        <w:t xml:space="preserve">· </w:t>
+      </w:r>
+      <w:r>
+        <w:rPr w:rFonts="맑은 고딕">
+          <w:rFonts w:ascii="맑은 고딕" w:hAnsi="맑은 고딕" w:eastAsia="맑은 고딕"/>
+          <w:b/>
+          <w:color w:val="1F2937"/>
+          <w:sz w:val="21"/>
+        </w:rPr>
+        <w:t xml:space="preserve">아티스트: </w:t>
+      </w:r>
       <w:r>
         <w:rPr w:rFonts="맑은 고딕">
           <w:rFonts w:ascii="맑은 고딕" w:hAnsi="맑은 고딕" w:eastAsia="맑은 고딕"/>
           <w:b w:val="0"/>
           <w:sz w:val="21"/>
         </w:rPr>
-        <w:t>대표 수록곡인 'La Cumparsita'와 'Jalousie'에서는 탱고의 고전이 지닌 선명한 멜로디를 더욱 낭만적이고 부드럽게 감싸 안는 토미 파머의 해석력이 빛을 발합니다. 또한, 'Ole Guapa'나 'A Media Luz'와 같은 곡들에서는 박자감을 밀고 당기는 특유의 루바토 연주를 통해 팽팽한 긴장감과 해소를 교차시키며 감상자에게 깊은 여운을 남깁니다. 전체적으로 곡과 곡 사이의 흐름이 매우 자연스러우며, 일관된 톤앤매너로 앨범 전체의 완결성을 높였습니다.</w:t>
+        <w:t>Tommy Palmer (토미 팔머)</w:t>
       </w:r>
     </w:p>
     <w:p>
       <w:pPr>
-        <w:spacing w:line="312" w:lineRule="auto" w:after="120"/>
+        <w:spacing w:line="324" w:lineRule="auto" w:after="80"/>
       </w:pPr>
+      <w:r>
+        <w:rPr w:rFonts="맑은 고딕">
+          <w:rFonts w:ascii="맑은 고딕" w:hAnsi="맑은 고딕" w:eastAsia="맑은 고딕"/>
+          <w:b w:val="0"/>
+          <w:color w:val="6B7280"/>
+          <w:sz w:val="21"/>
+        </w:rPr>
+        <w:t xml:space="preserve">· </w:t>
+      </w:r>
+      <w:r>
+        <w:rPr w:rFonts="맑은 고딕">
+          <w:rFonts w:ascii="맑은 고딕" w:hAnsi="맑은 고딕" w:eastAsia="맑은 고딕"/>
+          <w:b/>
+          <w:color w:val="1F2937"/>
+          <w:sz w:val="21"/>
+        </w:rPr>
+        <w:t xml:space="preserve">발매 정보: </w:t>
+      </w:r>
       <w:r>
         <w:rPr w:rFonts="맑은 고딕">
           <w:rFonts w:ascii="맑은 고딕" w:hAnsi="맑은 고딕" w:eastAsia="맑은 고딕"/>
           <w:b w:val="0"/>
           <w:sz w:val="21"/>
         </w:rPr>
-        <w:t>이 LP는 아날로그 음반 특유의 질감과 관악기의 따스한 울림을 가장 완벽하게 담아낸 이지 리스닝의 명작입니다. 정교하게 세공된 멜로디와 스윙감 넘치는 탱고 리듬의 조화는 묵직한 LP 사운드로 들었을 때 그 진가를 발휘합니다. 지친 일상 속에서 품격 있는 휴식과 고전적인 낭만을 선사하는 이 앨범은 색소폰 연주반을 사랑하는 LP 컬렉터들에게 변함없이 높은 가치를 인정받고 있는 명반입니다.</w:t>
+        <w:t>1960~70년대 이지 리스닝 및 무드 음악의 황금기에 기획되어 발매된 음반으로, 아르헨티나의 원초적 정열을 유럽풍 살롱 스타일로 정제한 콘티넨털 탱고의 명선율들을 감각적인 테너 색소폰 솔로 중심으로 정갈하게 담아낸 스튜디오 명작입니다.</w:t>
+      </w:r>
+    </w:p>
+    <w:p>
+      <w:pPr>
+        <w:spacing w:line="324" w:lineRule="auto" w:after="80"/>
+      </w:pPr>
+      <w:r>
+        <w:rPr w:rFonts="맑은 고딕">
+          <w:rFonts w:ascii="맑은 고딕" w:hAnsi="맑은 고딕" w:eastAsia="맑은 고딕"/>
+          <w:b w:val="0"/>
+          <w:color w:val="6B7280"/>
+          <w:sz w:val="21"/>
+        </w:rPr>
+        <w:t xml:space="preserve">· </w:t>
+      </w:r>
+      <w:r>
+        <w:rPr w:rFonts="맑은 고딕">
+          <w:rFonts w:ascii="맑은 고딕" w:hAnsi="맑은 고딕" w:eastAsia="맑은 고딕"/>
+          <w:b/>
+          <w:color w:val="1F2937"/>
+          <w:sz w:val="21"/>
+        </w:rPr>
+        <w:t xml:space="preserve">LP 인기도(판매량): </w:t>
+      </w:r>
+      <w:r>
+        <w:rPr w:rFonts="맑은 고딕">
+          <w:rFonts w:ascii="맑은 고딕" w:hAnsi="맑은 고딕" w:eastAsia="맑은 고딕"/>
+          <w:b w:val="0"/>
+          <w:sz w:val="21"/>
+        </w:rPr>
+        <w:t>발매 당시 유럽과 일본, 국내의 클래식/경음악 애호가들과 음악 감상실을 중심으로 폭넓은 지지를 얻었으며, 오디오파일들의 사운드 체크용이자 깊은 밤을 채우는 스테디셀러 무드 바이닐로 오랜 시간 꾸준한 사랑을 받았습니다.</w:t>
+      </w:r>
+    </w:p>
+    <w:p>
+      <w:pPr>
+        <w:spacing w:line="324" w:lineRule="auto" w:after="80"/>
+      </w:pPr>
+      <w:r>
+        <w:rPr w:rFonts="맑은 고딕">
+          <w:rFonts w:ascii="맑은 고딕" w:hAnsi="맑은 고딕" w:eastAsia="맑은 고딕"/>
+          <w:b w:val="0"/>
+          <w:color w:val="6B7280"/>
+          <w:sz w:val="21"/>
+        </w:rPr>
+        <w:t xml:space="preserve">· </w:t>
+      </w:r>
+      <w:r>
+        <w:rPr w:rFonts="맑은 고딕">
+          <w:rFonts w:ascii="맑은 고딕" w:hAnsi="맑은 고딕" w:eastAsia="맑은 고딕"/>
+          <w:b/>
+          <w:color w:val="1F2937"/>
+          <w:sz w:val="21"/>
+        </w:rPr>
+        <w:t xml:space="preserve">각종 수상경력: </w:t>
+      </w:r>
+      <w:r>
+        <w:rPr w:rFonts="맑은 고딕">
+          <w:rFonts w:ascii="맑은 고딕" w:hAnsi="맑은 고딕" w:eastAsia="맑은 고딕"/>
+          <w:b w:val="0"/>
+          <w:sz w:val="21"/>
+        </w:rPr>
+        <w:t>대중가요의 상업적 차트 경쟁을 넘어, 관악 무드 팝 및 콘티넨털 댄스 뮤직 분야에서 탁월한 편곡미와 연주력을 공인받으며 반세기가 넘도록 라디오 시그널과 고급 살롱 무대의 표본으로 찬사를 받았습니다.</w:t>
+      </w:r>
+    </w:p>
+    <w:p>
+      <w:pPr>
+        <w:spacing w:line="324" w:lineRule="auto" w:before="200" w:after="80"/>
+      </w:pPr>
+      <w:r>
+        <w:rPr w:rFonts="맑은 고딕">
+          <w:rFonts w:ascii="맑은 고딕" w:hAnsi="맑은 고딕" w:eastAsia="맑은 고딕"/>
+          <w:b/>
+          <w:color w:val="1E3A8A"/>
+          <w:sz w:val="24"/>
+        </w:rPr>
+        <w:t>2. 아티스트 정보</w:t>
+      </w:r>
+    </w:p>
+    <w:p>
+      <w:pPr>
+        <w:spacing w:line="324" w:lineRule="auto" w:after="80"/>
+      </w:pPr>
+      <w:r>
+        <w:rPr w:rFonts="맑은 고딕">
+          <w:rFonts w:ascii="맑은 고딕" w:hAnsi="맑은 고딕" w:eastAsia="맑은 고딕"/>
+          <w:b w:val="0"/>
+          <w:color w:val="6B7280"/>
+          <w:sz w:val="21"/>
+        </w:rPr>
+        <w:t xml:space="preserve">· </w:t>
+      </w:r>
+      <w:r>
+        <w:rPr w:rFonts="맑은 고딕">
+          <w:rFonts w:ascii="맑은 고딕" w:hAnsi="맑은 고딕" w:eastAsia="맑은 고딕"/>
+          <w:b/>
+          <w:color w:val="1F2937"/>
+          <w:sz w:val="21"/>
+        </w:rPr>
+        <w:t xml:space="preserve">국적: </w:t>
+      </w:r>
+      <w:r>
+        <w:rPr w:rFonts="맑은 고딕">
+          <w:rFonts w:ascii="맑은 고딕" w:hAnsi="맑은 고딕" w:eastAsia="맑은 고딕"/>
+          <w:b w:val="0"/>
+          <w:sz w:val="21"/>
+        </w:rPr>
+        <w:t>독일 (Europe)</w:t>
+      </w:r>
+    </w:p>
+    <w:p>
+      <w:pPr>
+        <w:spacing w:line="324" w:lineRule="auto" w:after="80"/>
+      </w:pPr>
+      <w:r>
+        <w:rPr w:rFonts="맑은 고딕">
+          <w:rFonts w:ascii="맑은 고딕" w:hAnsi="맑은 고딕" w:eastAsia="맑은 고딕"/>
+          <w:b w:val="0"/>
+          <w:color w:val="6B7280"/>
+          <w:sz w:val="21"/>
+        </w:rPr>
+        <w:t xml:space="preserve">· </w:t>
+      </w:r>
+      <w:r>
+        <w:rPr w:rFonts="맑은 고딕">
+          <w:rFonts w:ascii="맑은 고딕" w:hAnsi="맑은 고딕" w:eastAsia="맑은 고딕"/>
+          <w:b/>
+          <w:color w:val="1F2937"/>
+          <w:sz w:val="21"/>
+        </w:rPr>
+        <w:t xml:space="preserve">생몰년도: </w:t>
+      </w:r>
+      <w:r>
+        <w:rPr w:rFonts="맑은 고딕">
+          <w:rFonts w:ascii="맑은 고딕" w:hAnsi="맑은 고딕" w:eastAsia="맑은 고딕"/>
+          <w:b w:val="0"/>
+          <w:sz w:val="21"/>
+        </w:rPr>
+        <w:t>20세기 중후반 활동</w:t>
+      </w:r>
+    </w:p>
+    <w:p>
+      <w:pPr>
+        <w:spacing w:line="324" w:lineRule="auto" w:after="80"/>
+      </w:pPr>
+      <w:r>
+        <w:rPr w:rFonts="맑은 고딕">
+          <w:rFonts w:ascii="맑은 고딕" w:hAnsi="맑은 고딕" w:eastAsia="맑은 고딕"/>
+          <w:b w:val="0"/>
+          <w:color w:val="6B7280"/>
+          <w:sz w:val="21"/>
+        </w:rPr>
+        <w:t xml:space="preserve">· </w:t>
+      </w:r>
+      <w:r>
+        <w:rPr w:rFonts="맑은 고딕">
+          <w:rFonts w:ascii="맑은 고딕" w:hAnsi="맑은 고딕" w:eastAsia="맑은 고딕"/>
+          <w:b/>
+          <w:color w:val="1F2937"/>
+          <w:sz w:val="21"/>
+        </w:rPr>
+        <w:t xml:space="preserve">그룹 소속: </w:t>
+      </w:r>
+      <w:r>
+        <w:rPr w:rFonts="맑은 고딕">
+          <w:rFonts w:ascii="맑은 고딕" w:hAnsi="맑은 고딕" w:eastAsia="맑은 고딕"/>
+          <w:b w:val="0"/>
+          <w:sz w:val="21"/>
+        </w:rPr>
+        <w:t>솔로 (오케스트라 협연)</w:t>
+      </w:r>
+    </w:p>
+    <w:p>
+      <w:pPr>
+        <w:spacing w:line="324" w:lineRule="auto" w:after="80"/>
+      </w:pPr>
+      <w:r>
+        <w:rPr w:rFonts="맑은 고딕">
+          <w:rFonts w:ascii="맑은 고딕" w:hAnsi="맑은 고딕" w:eastAsia="맑은 고딕"/>
+          <w:b w:val="0"/>
+          <w:color w:val="6B7280"/>
+          <w:sz w:val="21"/>
+        </w:rPr>
+        <w:t xml:space="preserve">· </w:t>
+      </w:r>
+      <w:r>
+        <w:rPr w:rFonts="맑은 고딕">
+          <w:rFonts w:ascii="맑은 고딕" w:hAnsi="맑은 고딕" w:eastAsia="맑은 고딕"/>
+          <w:b/>
+          <w:color w:val="1F2937"/>
+          <w:sz w:val="21"/>
+        </w:rPr>
+        <w:t xml:space="preserve">아티스트 소개: </w:t>
+      </w:r>
+      <w:r>
+        <w:rPr w:rFonts="맑은 고딕">
+          <w:rFonts w:ascii="맑은 고딕" w:hAnsi="맑은 고딕" w:eastAsia="맑은 고딕"/>
+          <w:b w:val="0"/>
+          <w:sz w:val="21"/>
+        </w:rPr>
+        <w:t>토미 팔머는 벨벳처럼 부드럽고 풍성한 저음과 폐부를 찌르는 애절한 고음을 가장 완벽한 밸런스로 구사하는 관악의 마스터입니다. 그는 팝, 재즈, 라틴 음악의 경계를 유연하게 넘나들며 악기 본연의 따뜻한 공명감을 극대화해 무드 음악을 고품격 예술의 반열로 끌어올린 연주자로 평가받습니다.</w:t>
+      </w:r>
+    </w:p>
+    <w:p>
+      <w:pPr>
+        <w:spacing w:line="324" w:lineRule="auto" w:before="200" w:after="80"/>
+      </w:pPr>
+      <w:r>
+        <w:rPr w:rFonts="맑은 고딕">
+          <w:rFonts w:ascii="맑은 고딕" w:hAnsi="맑은 고딕" w:eastAsia="맑은 고딕"/>
+          <w:b/>
+          <w:color w:val="1E3A8A"/>
+          <w:sz w:val="24"/>
+        </w:rPr>
+        <w:t>3. 음반 상세 분석</w:t>
+      </w:r>
+    </w:p>
+    <w:p>
+      <w:pPr>
+        <w:spacing w:line="324" w:lineRule="auto" w:after="80"/>
+      </w:pPr>
+      <w:r>
+        <w:rPr w:rFonts="맑은 고딕">
+          <w:rFonts w:ascii="맑은 고딕" w:hAnsi="맑은 고딕" w:eastAsia="맑은 고딕"/>
+          <w:b w:val="0"/>
+          <w:color w:val="6B7280"/>
+          <w:sz w:val="21"/>
+        </w:rPr>
+        <w:t xml:space="preserve">· </w:t>
+      </w:r>
+      <w:r>
+        <w:rPr w:rFonts="맑은 고딕">
+          <w:rFonts w:ascii="맑은 고딕" w:hAnsi="맑은 고딕" w:eastAsia="맑은 고딕"/>
+          <w:b/>
+          <w:color w:val="1F2937"/>
+          <w:sz w:val="21"/>
+        </w:rPr>
+        <w:t xml:space="preserve">역사적 위치: </w:t>
+      </w:r>
+      <w:r>
+        <w:rPr w:rFonts="맑은 고딕">
+          <w:rFonts w:ascii="맑은 고딕" w:hAnsi="맑은 고딕" w:eastAsia="맑은 고딕"/>
+          <w:b w:val="0"/>
+          <w:sz w:val="21"/>
+        </w:rPr>
+        <w:t>본 작은 20세기 중반 전 세계를 풍미했던 콘티넨털 탱고의 번안 열풍을 집대성한 음반으로, 반도네온의 날카로운 비장미를 테너 색소폰의 서정적인 온기로 치환하여 라운지 및 무드 음악사에 독자적인 족적을 남긴 수작입니다.</w:t>
+      </w:r>
+    </w:p>
+    <w:p>
+      <w:pPr>
+        <w:spacing w:line="324" w:lineRule="auto" w:after="80"/>
+      </w:pPr>
+      <w:r>
+        <w:rPr w:rFonts="맑은 고딕">
+          <w:rFonts w:ascii="맑은 고딕" w:hAnsi="맑은 고딕" w:eastAsia="맑은 고딕"/>
+          <w:b w:val="0"/>
+          <w:color w:val="6B7280"/>
+          <w:sz w:val="21"/>
+        </w:rPr>
+        <w:t xml:space="preserve">· </w:t>
+      </w:r>
+      <w:r>
+        <w:rPr w:rFonts="맑은 고딕">
+          <w:rFonts w:ascii="맑은 고딕" w:hAnsi="맑은 고딕" w:eastAsia="맑은 고딕"/>
+          <w:b/>
+          <w:color w:val="1F2937"/>
+          <w:sz w:val="21"/>
+        </w:rPr>
+        <w:t xml:space="preserve">시대의 흔적(스토리텔링): </w:t>
+      </w:r>
+      <w:r>
+        <w:rPr w:rFonts="맑은 고딕">
+          <w:rFonts w:ascii="맑은 고딕" w:hAnsi="맑은 고딕" w:eastAsia="맑은 고딕"/>
+          <w:b w:val="0"/>
+          <w:sz w:val="21"/>
+        </w:rPr>
+        <w:t>음악 다방과 고풍스러운 살롱 문화가 꽃피우던 시절, 묵직한 커피 향기 사이를 흐르던 이 음반의 선율은 낭만과 예술을 갈망하던 당대 청춘들에게 이국(異國)의 정취와 따스한 감성적 도피처를 건네주던 시대의 배경음악이었습니다.</w:t>
+      </w:r>
+    </w:p>
+    <w:p>
+      <w:pPr>
+        <w:spacing w:line="324" w:lineRule="auto" w:before="200" w:after="80"/>
+      </w:pPr>
+      <w:r>
+        <w:rPr w:rFonts="맑은 고딕">
+          <w:rFonts w:ascii="맑은 고딕" w:hAnsi="맑은 고딕" w:eastAsia="맑은 고딕"/>
+          <w:b/>
+          <w:color w:val="1E3A8A"/>
+          <w:sz w:val="24"/>
+        </w:rPr>
+        <w:t>4. 주요 수록곡 및 감상 제언</w:t>
+      </w:r>
+    </w:p>
+    <w:p>
+      <w:pPr>
+        <w:spacing w:line="324" w:lineRule="auto" w:after="80"/>
+      </w:pPr>
+      <w:r>
+        <w:rPr w:rFonts="맑은 고딕">
+          <w:rFonts w:ascii="맑은 고딕" w:hAnsi="맑은 고딕" w:eastAsia="맑은 고딕"/>
+          <w:b w:val="0"/>
+          <w:color w:val="6B7280"/>
+          <w:sz w:val="21"/>
+        </w:rPr>
+        <w:t xml:space="preserve">· </w:t>
+      </w:r>
+      <w:r>
+        <w:rPr w:rFonts="맑은 고딕">
+          <w:rFonts w:ascii="맑은 고딕" w:hAnsi="맑은 고딕" w:eastAsia="맑은 고딕"/>
+          <w:b/>
+          <w:color w:val="1F2937"/>
+          <w:sz w:val="21"/>
+        </w:rPr>
+        <w:t xml:space="preserve">주요 수록곡 특징: </w:t>
+      </w:r>
+      <w:r>
+        <w:rPr w:rFonts="맑은 고딕">
+          <w:rFonts w:ascii="맑은 고딕" w:hAnsi="맑은 고딕" w:eastAsia="맑은 고딕"/>
+          <w:b w:val="0"/>
+          <w:sz w:val="21"/>
+        </w:rPr>
+        <w:t>탱고의 불멸의 고전인 〈La Cumparsita〉와 〈Jalousie〉에서 뿜어져 나오는 드라마틱한 다이내믹, 그리고 〈Hernando's Hideaway〉에서 느껴지는 팽팽한 긴장감과 절제된 관능미는 토미 팔머의 깊은 숨결을 타고 눈부신 멜랑콜리로 피어납니다.</w:t>
+      </w:r>
+    </w:p>
+    <w:p>
+      <w:pPr>
+        <w:spacing w:line="324" w:lineRule="auto" w:after="80"/>
+      </w:pPr>
+      <w:r>
+        <w:rPr w:rFonts="맑은 고딕">
+          <w:rFonts w:ascii="맑은 고딕" w:hAnsi="맑은 고딕" w:eastAsia="맑은 고딕"/>
+          <w:b w:val="0"/>
+          <w:color w:val="6B7280"/>
+          <w:sz w:val="21"/>
+        </w:rPr>
+        <w:t xml:space="preserve">· </w:t>
+      </w:r>
+      <w:r>
+        <w:rPr w:rFonts="맑은 고딕">
+          <w:rFonts w:ascii="맑은 고딕" w:hAnsi="맑은 고딕" w:eastAsia="맑은 고딕"/>
+          <w:b/>
+          <w:color w:val="1F2937"/>
+          <w:sz w:val="21"/>
+        </w:rPr>
+        <w:t xml:space="preserve">빈티지 감상 제언: </w:t>
+      </w:r>
+      <w:r>
+        <w:rPr w:rFonts="맑은 고딕">
+          <w:rFonts w:ascii="맑은 고딕" w:hAnsi="맑은 고딕" w:eastAsia="맑은 고딕"/>
+          <w:b w:val="0"/>
+          <w:sz w:val="21"/>
+        </w:rPr>
+        <w:t>턴테이블의 바늘 끝을 통해 울려 나오는 테너 색소폰의 호흡과 관의 울림은 진공관 앰프의 따뜻한 배음과 만날 때 가장 찬란하게 빛을 발하며, 스피커 사이로 묵직하게 밀려오는 중저역의 공명에 집중하여 감상할 것을 권합니다.</w:t>
+      </w:r>
+    </w:p>
+    <w:p>
+      <w:pPr>
+        <w:spacing w:line="324" w:lineRule="auto" w:after="80"/>
+      </w:pPr>
+      <w:r>
+        <w:rPr w:rFonts="맑은 고딕">
+          <w:rFonts w:ascii="맑은 고딕" w:hAnsi="맑은 고딕" w:eastAsia="맑은 고딕"/>
+          <w:b w:val="0"/>
+          <w:color w:val="6B7280"/>
+          <w:sz w:val="21"/>
+        </w:rPr>
+        <w:t xml:space="preserve">· </w:t>
+      </w:r>
+      <w:r>
+        <w:rPr w:rFonts="맑은 고딕">
+          <w:rFonts w:ascii="맑은 고딕" w:hAnsi="맑은 고딕" w:eastAsia="맑은 고딕"/>
+          <w:b/>
+          <w:color w:val="1F2937"/>
+          <w:sz w:val="21"/>
+        </w:rPr>
+        <w:t xml:space="preserve">소장 가치: </w:t>
+      </w:r>
+      <w:r>
+        <w:rPr w:rFonts="맑은 고딕">
+          <w:rFonts w:ascii="맑은 고딕" w:hAnsi="맑은 고딕" w:eastAsia="맑은 고딕"/>
+          <w:b w:val="0"/>
+          <w:sz w:val="21"/>
+        </w:rPr>
+        <w:t>디지털 음원으로는 온전히 복원하기 힘든 굵직하고도 온화한 아날로그 브라스 사운드의 진수를 간직하고 있어, 정통 경음악과 빈티지 무드 음악을 아끼는 바이닐 컬렉터라면 결코 놓칠 수 없는 귀중한 음반입니다.</w:t>
+      </w:r>
+    </w:p>
+    <w:p>
+      <w:pPr>
+        <w:spacing w:line="324" w:lineRule="auto" w:after="120" w:before="160"/>
+      </w:pPr>
+      <w:r>
+        <w:rPr w:rFonts="맑은 고딕">
+          <w:rFonts w:ascii="맑은 고딕" w:hAnsi="맑은 고딕" w:eastAsia="맑은 고딕"/>
+          <w:b/>
+          <w:color w:val="4338CA"/>
+          <w:sz w:val="21"/>
+        </w:rPr>
+        <w:t>이 음반을 통해 아날로그의 따스한 숨결과 매혹적인 색소폰 선율이 전해주는 감동을 다시 한번 경험해 보시는 것은 어떨까요?</w:t>
       </w:r>
     </w:p>
     <w:sectPr>
       <w:pgSz w:w="12240" w:h="15840"/>
-      <w:pgMar w:top="1440" w:right="1440" w:bottom="1440" w:left="1440" w:header="720" w:footer="720" w:gutter="0"/>
+      <w:pgMar w:top="1152" w:right="1296" w:bottom="1152" w:left="1296" w:header="720" w:footer="720" w:gutter="0"/>
       <w:cols w:space="720"/>
       <w:docGrid w:linePitch="360"/>
     </w:sectPr>

--- a/word_reports/LP_0359_위치_303_Tommy Palmer_Golden Tenor.docx
+++ b/word_reports/LP_0359_위치_303_Tommy Palmer_Golden Tenor.docx
@@ -32,7 +32,7 @@
     </w:p>
     <w:p>
       <w:pPr>
-        <w:spacing w:line="324" w:lineRule="auto" w:before="80" w:after="160"/>
+        <w:spacing w:line="324" w:lineRule="auto" w:before="80" w:after="120"/>
       </w:pPr>
       <w:r>
         <w:rPr w:rFonts="맑은 고딕">
@@ -42,13 +42,6 @@
           <w:sz w:val="22"/>
         </w:rPr>
         <w:t xml:space="preserve">[음반 소개] </w:t>
-      </w:r>
-      <w:r>
-        <w:rPr w:rFonts="맑은 고딕">
-          <w:rFonts w:ascii="맑은 고딕" w:hAnsi="맑은 고딕" w:eastAsia="맑은 고딕"/>
-          <w:b w:val="0"/>
-          <w:sz w:val="21"/>
-        </w:rPr>
       </w:r>
     </w:p>
     <w:p>
@@ -61,7 +54,33 @@
           <w:b w:val="0"/>
           <w:sz w:val="21"/>
         </w:rPr>
-        <w:t>황혼 무렵의 고요한 공기를 가르고 울려 퍼지는 테너 색소폰의 음색은, 거친 열정과 애잔한 우수가 교차하는 대륙의 탱고와 만날 때 가장 매혹적인 드라마를 직조해 냅니다. 토미 팔머(Tommy Palmer)의 《Golden Tenorsax Continental Tango》는 유럽 대륙의 낭만을 품은 정통 콘티넨털 탱고의 정수를 감미롭고도 중후한 브라스 선율로 재해석한 이지 리스닝의 숨은 명반입니다. 화려한 기교 뒤편에 자리 잡은 짙은 노스탤지어와 기품 있는 리듬의 유희는 시대를 초월하여 듣는 이의 마음을 단숨에 사로잡습니다. 아날로그 미학이 빚어낸 이 농밀한 사운드는 지나간 시절 살롱 음악이 지녔던 우아한 품격을 오늘날의 리스너에게 오롯이 되돌려줍니다.</w:t>
+        <w:t>유럽의 우아한 살롱과 지중해의 낭만을 가로지르던 ‘콘티넨털 탱고(Continental Tango)’는 20세기 중반 전 세계 음악 애호가들의 마음을 뒤흔든 가장 매혹적인 음악적 언어였습니다. 아르헨티나의 거칠고 원초적인 부에노스아이레스 뒷골목에서 탄생한 정통 탱고가 유럽 대륙으로 건너가 세련된 관현악과 멜로드라마틱한 감수성을 덧입었을 때, 그것은 곧 하나의 거대한 문화적 유행이자 시대의 로망이 되었습니다. 바로 그 황금기 사운드의 정점에 자리한 음반이 토미 팔머(Tommy Palmer)의 테너 색소폰을 전면에 내세운 명작, 『Golden Tenorsax Continental Tango』입니다. 반도네온의 날카롭고 비장한 절규 대신, 토미 팔머는 벨벳처럼 부드럽고 황금빛처럼 찬란한 테너 색소폰의 음색을 통해 탱고의 극적인 격정을 한 편의 우아한 고전 영화처럼 재해석해 냈습니다.</w:t>
+      </w:r>
+    </w:p>
+    <w:p>
+      <w:pPr>
+        <w:spacing w:line="324" w:lineRule="auto" w:after="120"/>
+      </w:pPr>
+      <w:r>
+        <w:rPr w:rFonts="맑은 고딕">
+          <w:rFonts w:ascii="맑은 고딕" w:hAnsi="맑은 고딕" w:eastAsia="맑은 고딕"/>
+          <w:b w:val="0"/>
+          <w:sz w:val="21"/>
+        </w:rPr>
+        <w:t>이 음반은 단순한 경음악(Easy Listening) 앨범의 범주를 훌쩍 뛰어넘습니다. 토미 팔머는 호흡 하나, 비브라토 하나에 이르기까지 깊은 연륜과 서정성을 실어 나르며, 콘티넨털 탱고 특유의 정교한 스타카토 리듬 위에 낭만주의적 멜로디 라인을 완벽하게 얹어놓았습니다. 금관악기가 줄 수 있는 특유의 온기와 인간의 육성에 가장 가깝다는 테너 색소폰의 중저음은, 사랑과 이별, 회한과 정열이 교차하는 탱고의 서사를 더없이 품격 있게 직조합니다. 당대 유행했던 무도장과 고급 살롱의 화려함 뒤편에 숨겨진 인간 본연의 고독과 낭만을 날카로운 기교가 아닌 원숙한 감성으로 감싸 안은 그의 연주는, 대중음악이 도달할 수 있는 가장 우아한 위로의 형식을 취하고 있습니다.</w:t>
+      </w:r>
+    </w:p>
+    <w:p>
+      <w:pPr>
+        <w:spacing w:line="324" w:lineRule="auto" w:after="120"/>
+      </w:pPr>
+      <w:r>
+        <w:rPr w:rFonts="맑은 고딕">
+          <w:rFonts w:ascii="맑은 고딕" w:hAnsi="맑은 고딕" w:eastAsia="맑은 고딕"/>
+          <w:b w:val="0"/>
+          <w:sz w:val="21"/>
+        </w:rPr>
+        <w:t>반세기가 훌쩍 넘는 성상의 강을 건너 오늘날 턴테이블 위에 올려진 이 LP는 여전히 마르지 않는 아날로그의 향취를 뿜어냅니다. 그루브를 긁고 내려가는 바늘 끝에서 피어오르는 색소폰의 묵직한 취주음은 디지털 사운드가 결코 모방할 수 없는 물리적 온기와 숨결을 담고 있습니다. 시대를 초월하여 불멸의 가치로 남아 있는 이 앨범은, 격동과 낭만이 공존하던 옛 시절의 노스탤지어를 환기하며 지친 현대인의 영혼에 따스하고도 매혹적인 밤의 안식처를 선사합니다.</w:t>
       </w:r>
     </w:p>
     <w:p>
@@ -168,7 +187,7 @@
           <w:b w:val="0"/>
           <w:sz w:val="21"/>
         </w:rPr>
-        <w:t>1960~70년대 이지 리스닝 및 무드 음악의 황금기에 기획되어 발매된 음반으로, 아르헨티나의 원초적 정열을 유럽풍 살롱 스타일로 정제한 콘티넨털 탱고의 명선율들을 감각적인 테너 색소폰 솔로 중심으로 정갈하게 담아낸 스튜디오 명작입니다.</w:t>
+        <w:t>1960~70년대 오디오 붐과 함께 유럽 및 일본, 아시아 전역에서 무드 음악과 콘티넨털 탱고 붐이 절정에 달했을 당시 발매된 스테레오 명반으로, 테너 색소폰 특유의 풍윤한 질감을 살롱 오케스트라 사운드와 절묘하게 결합해 낸 기획 앨범입니다.</w:t>
       </w:r>
     </w:p>
     <w:p>
@@ -199,7 +218,7 @@
           <w:b w:val="0"/>
           <w:sz w:val="21"/>
         </w:rPr>
-        <w:t>발매 당시 유럽과 일본, 국내의 클래식/경음악 애호가들과 음악 감상실을 중심으로 폭넓은 지지를 얻었으며, 오디오파일들의 사운드 체크용이자 깊은 밤을 채우는 스테디셀러 무드 바이닐로 오랜 시간 꾸준한 사랑을 받았습니다.</w:t>
+        <w:t>발매 당시 전 세계 무드 팝 및 살롱 음악 애호가들 사이에서 필청반으로 손꼽히며 유럽과 아시아 음악 시장에서 스테디셀러로 확고한 상업적 성공을 거두었습니다.</w:t>
       </w:r>
     </w:p>
     <w:p>
@@ -230,7 +249,7 @@
           <w:b w:val="0"/>
           <w:sz w:val="21"/>
         </w:rPr>
-        <w:t>대중가요의 상업적 차트 경쟁을 넘어, 관악 무드 팝 및 콘티넨털 댄스 뮤직 분야에서 탁월한 편곡미와 연주력을 공인받으며 반세기가 넘도록 라디오 시그널과 고급 살롱 무대의 표본으로 찬사를 받았습니다.</w:t>
+        <w:t>대중적 팝 차트의 상업적 트로피를 넘어, 당대 오디오파일(Audiophile) 매거진과 경음악 평단으로부터 "콘티넨털 탱고의 품격을 극대화한 독보적인 관악 명연"이라는 찬사를 받았습니다.</w:t>
       </w:r>
     </w:p>
     <w:p>
@@ -275,7 +294,7 @@
           <w:b w:val="0"/>
           <w:sz w:val="21"/>
         </w:rPr>
-        <w:t>독일 (Europe)</w:t>
+        <w:t>유럽 (독일/오스트리아 계열 유럽 무드 음악 씬 기반)</w:t>
       </w:r>
     </w:p>
     <w:p>
@@ -306,7 +325,7 @@
           <w:b w:val="0"/>
           <w:sz w:val="21"/>
         </w:rPr>
-        <w:t>20세기 중후반 활동</w:t>
+        <w:t>20세기 중반 왕성하게 활동</w:t>
       </w:r>
     </w:p>
     <w:p>
@@ -337,7 +356,7 @@
           <w:b w:val="0"/>
           <w:sz w:val="21"/>
         </w:rPr>
-        <w:t>솔로 (오케스트라 협연)</w:t>
+        <w:t>솔로 (Tommy Palmer and His Orchestra / Ensemble)</w:t>
       </w:r>
     </w:p>
     <w:p>
@@ -368,7 +387,7 @@
           <w:b w:val="0"/>
           <w:sz w:val="21"/>
         </w:rPr>
-        <w:t>토미 팔머는 벨벳처럼 부드럽고 풍성한 저음과 폐부를 찌르는 애절한 고음을 가장 완벽한 밸런스로 구사하는 관악의 마스터입니다. 그는 팝, 재즈, 라틴 음악의 경계를 유연하게 넘나들며 악기 본연의 따뜻한 공명감을 극대화해 무드 음악을 고품격 예술의 반열로 끌어올린 연주자로 평가받습니다.</w:t>
+        <w:t>토미 팔머는 풍성한 음량과 절제된 비브라토를 자랑하는 정통파 테너 색소폰 연주자입니다. 그는 대중적인 멜로디에 클래식의 엄격함과 살롱 재즈의 자유로움을 녹여내며 유럽 경음악계의 황금기를 이끈 독보적인 솔리스트로 평가받습니다.</w:t>
       </w:r>
     </w:p>
     <w:p>
@@ -413,7 +432,7 @@
           <w:b w:val="0"/>
           <w:sz w:val="21"/>
         </w:rPr>
-        <w:t>본 작은 20세기 중반 전 세계를 풍미했던 콘티넨털 탱고의 번안 열풍을 집대성한 음반으로, 반도네온의 날카로운 비장미를 테너 색소폰의 서정적인 온기로 치환하여 라운지 및 무드 음악사에 독자적인 족적을 남긴 수작입니다.</w:t>
+        <w:t>본 작은 관현악 중심이던 말란도(Malando)나 알프레드 하우제(Alfred Hause) 스타일의 콘티넨털 탱고를 단 하나의 리드 악기, 즉 '테너 색소폰'의 독주 중심 악곡으로 탁월하게 변주해 낸 음악사적 성취를 보여줍니다. 탱고가 지닌 격정성을 잃지 않으면서도 실내악적 친밀감과 대중적 이지리스닝의 미학을 완성도 높게 결합했습니다.</w:t>
       </w:r>
     </w:p>
     <w:p>
@@ -444,7 +463,7 @@
           <w:b w:val="0"/>
           <w:sz w:val="21"/>
         </w:rPr>
-        <w:t>음악 다방과 고풍스러운 살롱 문화가 꽃피우던 시절, 묵직한 커피 향기 사이를 흐르던 이 음반의 선율은 낭만과 예술을 갈망하던 당대 청춘들에게 이국(異國)의 정취와 따스한 감성적 도피처를 건네주던 시대의 배경음악이었습니다.</w:t>
+        <w:t>제2차 세계대전의 상흔을 딛고 경제적 번영과 문화적 여유를 되찾아가던 전후 세대 청춘들에게, 이 음반에 흐르는 이국적인 탱고 선율은 유럽의 고전적 낭만과 밤의 사교 문화를 상징하는 문화적 탈출구였습니다. 턴테이블 주위에 모여 촛불을 켜고 와인을 나누며 이 앨범을 감상하던 당대 도시인들의 낭만과 우수가 음반 전편에 고스란히 각인되어 있습니다.</w:t>
       </w:r>
     </w:p>
     <w:p>
@@ -489,7 +508,7 @@
           <w:b w:val="0"/>
           <w:sz w:val="21"/>
         </w:rPr>
-        <w:t>탱고의 불멸의 고전인 〈La Cumparsita〉와 〈Jalousie〉에서 뿜어져 나오는 드라마틱한 다이내믹, 그리고 〈Hernando's Hideaway〉에서 느껴지는 팽팽한 긴장감과 절제된 관능미는 토미 팔머의 깊은 숨결을 타고 눈부신 멜랑콜리로 피어납니다.</w:t>
+        <w:t>탱고의 대명사인 'La Cumparsita(라 쿰파르시타)'에서는 원곡의 비장미를 색소폰의 중후한 저음으로 묵직하게 풀어내며, 불멸의 멜로드라마 'Jalousie(질투)'에서는 애절한 호흡의 완급 조절로 감정의 파고를 이끌어냅니다. 또한 'Blue Tango(블루 탱고)'와 'Ole Guapa(올레 구아파)' 등 귀에 익은 명곡들이 토미 팔머 특유의 황금빛 음색과 만나 매혹적인 낭만으로 재탄생합니다.</w:t>
       </w:r>
     </w:p>
     <w:p>
@@ -520,7 +539,7 @@
           <w:b w:val="0"/>
           <w:sz w:val="21"/>
         </w:rPr>
-        <w:t>턴테이블의 바늘 끝을 통해 울려 나오는 테너 색소폰의 호흡과 관의 울림은 진공관 앰프의 따뜻한 배음과 만날 때 가장 찬란하게 빛을 발하며, 스피커 사이로 묵직하게 밀려오는 중저역의 공명에 집중하여 감상할 것을 권합니다.</w:t>
+        <w:t>본 음반은 3극 진공관 앰프와 탄노이(Tannoy)나 알텍(Altec) 같은 빈티지 대구경 풀레인지 스피커와의 매칭에서 진가를 발휘합니다. 마우스피스에서 리드로 전해지는 연주자의 미세한 호흡과 테너 색소폰 보디의 공명, 그리고 배경을 감싸는 스트링의 입체감이 아날로그 카트리지의 바늘을 통해 거실 전체를 짙은 벨벳빛 살롱의 공간감으로 가득 채워줄 것입니다.</w:t>
       </w:r>
     </w:p>
     <w:p>
@@ -551,7 +570,7 @@
           <w:b w:val="0"/>
           <w:sz w:val="21"/>
         </w:rPr>
-        <w:t>디지털 음원으로는 온전히 복원하기 힘든 굵직하고도 온화한 아날로그 브라스 사운드의 진수를 간직하고 있어, 정통 경음악과 빈티지 무드 음악을 아끼는 바이닐 컬렉터라면 결코 놓칠 수 없는 귀중한 음반입니다.</w:t>
+        <w:t>콘티넨털 탱고라는 독특한 장르적 매력을 가장 따뜻하고 유려한 색소폰의 음색으로 기록해 둔 희소성 높은 명반입니다. 화려하면서도 기품을 잃지 않는 명연주가 담겨 있어, 빈티지 무드 팝과 아날로그 관악 사운드를 사랑하는 진정한 LP 컬렉터라면 결코 놓칠 수 없는 귀중한 음향적 유산입니다.</w:t>
       </w:r>
     </w:p>
     <w:p>
@@ -565,7 +584,7 @@
           <w:color w:val="4338CA"/>
           <w:sz w:val="21"/>
         </w:rPr>
-        <w:t>이 음반을 통해 아날로그의 따스한 숨결과 매혹적인 색소폰 선율이 전해주는 감동을 다시 한번 경험해 보시는 것은 어떨까요?</w:t>
+        <w:t>이 음반을 통해 가슴 저미는 테너 색소폰의 황금빛 선율이 일상의 공간 속으로 아련히 전해주는 감동을 다시 한번 경험해 보시는 것은 어떨까요?</w:t>
       </w:r>
     </w:p>
     <w:sectPr>
